--- a/docs/Enki-Permissions-Matrix.docx
+++ b/docs/Enki-Permissions-Matrix.docx
@@ -60,7 +60,7 @@
         </w:p>
       </w:sdtContent>
     </w:sdt>
-    <w:bookmarkStart w:id="9" w:name="overview"/>
+    <w:bookmarkStart w:id="9" w:name="Xc8951b796c7b61cbdd4998c72efbdeed0056e13"/>
     <w:p>
       <w:pPr>
         <w:pStyle w:val="Heading1"/>
@@ -339,19 +339,7 @@
         <w:pStyle w:val="FirstParagraph"/>
       </w:pPr>
       <w:r>
-        <w:t xml:space="preserve">The hierarchy is numeric — a check for</w:t>
-      </w:r>
-      <w:r>
-        <w:t xml:space="preserve"> </w:t>
-      </w:r>
-      <w:r>
-        <w:t xml:space="preserve">“Office or above”</w:t>
-      </w:r>
-      <w:r>
-        <w:t xml:space="preserve"> </w:t>
-      </w:r>
-      <w:r>
-        <w:t xml:space="preserve">passes for both Office and Supervisor.</w:t>
+        <w:t xml:space="preserve">The hierarchy is numeric — a check for "Office or above" passes for both Office and Supervisor.</w:t>
       </w:r>
     </w:p>
     <w:p>
@@ -525,7 +513,7 @@
       </w:r>
     </w:p>
     <w:bookmarkEnd w:id="9"/>
-    <w:bookmarkStart w:id="10" w:name="roles"/>
+    <w:bookmarkStart w:id="10" w:name="X02db673b1f2162cce67fad22373f09c89b4c45e"/>
     <w:p>
       <w:pPr>
         <w:pStyle w:val="Heading1"/>
@@ -537,8 +525,7 @@
     <w:tbl>
       <w:tblPr>
         <w:tblStyle w:val="Table"/>
-        <w:tblW w:type="pct" w:w="5000"/>
-        <w:tblLayout w:type="fixed"/>
+        <w:tblW w:type="auto" w:w="0"/>
         <w:tblLook w:firstRow="1" w:lastRow="0" w:firstColumn="0" w:lastColumn="0" w:noHBand="0" w:noVBand="0" w:val="0020"/>
       </w:tblPr>
       <w:tblGrid>
@@ -567,13 +554,7 @@
               <w:pStyle w:val="Compact"/>
             </w:pPr>
             <w:r>
-              <w:t xml:space="preserve">What it grants on top of</w:t>
-            </w:r>
-            <w:r>
-              <w:t xml:space="preserve"> </w:t>
-            </w:r>
-            <w:r>
-              <w:t xml:space="preserve">“any signed-in user”</w:t>
+              <w:t xml:space="preserve">What it grants on top of "any signed-in user"</w:t>
             </w:r>
           </w:p>
         </w:tc>
@@ -822,7 +803,7 @@
       </w:tr>
     </w:tbl>
     <w:bookmarkEnd w:id="10"/>
-    <w:bookmarkStart w:id="11" w:name="policy-decision-tree"/>
+    <w:bookmarkStart w:id="11" w:name="Xce06e58a7619fd5fc6472b091ad6fa6e19edc70"/>
     <w:p>
       <w:pPr>
         <w:pStyle w:val="Heading1"/>
@@ -929,7 +910,7 @@
         </w:numPr>
       </w:pPr>
       <w:r>
-        <w:t xml:space="preserve">If the principal’s</w:t>
+        <w:t xml:space="preserve">If the principal's</w:t>
       </w:r>
       <w:r>
         <w:t xml:space="preserve"> </w:t>
@@ -980,7 +961,7 @@
         <w:t xml:space="preserve"> </w:t>
       </w:r>
       <w:r>
-        <w:t xml:space="preserve">claim against the route’s</w:t>
+        <w:t xml:space="preserve">claim against the route's</w:t>
       </w:r>
       <w:r>
         <w:t xml:space="preserve"> </w:t>
@@ -1094,7 +1075,7 @@
         </w:numPr>
       </w:pPr>
       <w:r>
-        <w:t xml:space="preserve">If the caller’s</w:t>
+        <w:t xml:space="preserve">If the caller's</w:t>
       </w:r>
       <w:r>
         <w:t xml:space="preserve"> </w:t>
@@ -1121,7 +1102,7 @@
         </w:numPr>
       </w:pPr>
       <w:r>
-        <w:t xml:space="preserve">If the caller carries the policy’s</w:t>
+        <w:t xml:space="preserve">If the caller carries the policy's</w:t>
       </w:r>
       <w:r>
         <w:t xml:space="preserve"> </w:t>
@@ -1152,7 +1133,7 @@
       </w:r>
     </w:p>
     <w:bookmarkEnd w:id="11"/>
-    <w:bookmarkStart w:id="14" w:name="policy-summary"/>
+    <w:bookmarkStart w:id="14" w:name="X7993e5f7860c8d0082773b58b7a58475122532a"/>
     <w:p>
       <w:pPr>
         <w:pStyle w:val="Heading1"/>
@@ -1200,18 +1181,17 @@
     <w:tbl>
       <w:tblPr>
         <w:tblStyle w:val="Table"/>
-        <w:tblW w:type="pct" w:w="5000"/>
-        <w:tblLayout w:type="fixed"/>
+        <w:tblW w:type="auto" w:w="0"/>
         <w:tblLook w:firstRow="1" w:lastRow="0" w:firstColumn="0" w:lastColumn="0" w:noHBand="0" w:noVBand="0" w:val="0020"/>
       </w:tblPr>
       <w:tblGrid>
-        <w:gridCol w:w="766"/>
-        <w:gridCol w:w="1277"/>
-        <w:gridCol w:w="1277"/>
-        <w:gridCol w:w="1277"/>
-        <w:gridCol w:w="1277"/>
-        <w:gridCol w:w="1277"/>
-        <w:gridCol w:w="766"/>
+        <w:gridCol w:w="1131"/>
+        <w:gridCol w:w="1131"/>
+        <w:gridCol w:w="1131"/>
+        <w:gridCol w:w="1131"/>
+        <w:gridCol w:w="1131"/>
+        <w:gridCol w:w="1131"/>
+        <w:gridCol w:w="1131"/>
       </w:tblGrid>
       <w:tr>
         <w:trPr>
@@ -2590,7 +2570,7 @@
         <w:t xml:space="preserve"> </w:t>
       </w:r>
       <w:r>
-        <w:t xml:space="preserve">² Only when the route’s</w:t>
+        <w:t xml:space="preserve">² Only when the route's</w:t>
       </w:r>
       <w:r>
         <w:t xml:space="preserve"> </w:t>
@@ -2605,7 +2585,7 @@
         <w:t xml:space="preserve"> </w:t>
       </w:r>
       <w:r>
-        <w:t xml:space="preserve">resolves to the user’s bound</w:t>
+        <w:t xml:space="preserve">resolves to the user's bound</w:t>
       </w:r>
       <w:r>
         <w:t xml:space="preserve"> </w:t>
@@ -2680,8 +2660,16 @@
         <w:t xml:space="preserve">The cells in the per-entity tables below use the same shorthand (Y / — / Y¹ etc.).</w:t>
       </w:r>
     </w:p>
+    <w:p>
+      <w:pPr>
+        <w:pStyle w:val="BodyText"/>
+      </w:pPr>
+      <w:r>
+        <w:t xml:space="preserve">\newpage</w:t>
+      </w:r>
+    </w:p>
     <w:bookmarkEnd w:id="14"/>
-    <w:bookmarkStart w:id="23" w:name="master-level-entities"/>
+    <w:bookmarkStart w:id="23" w:name="Xa439e0dcd258f59d0f353473bc29e9292a77783"/>
     <w:p>
       <w:pPr>
         <w:pStyle w:val="Heading1"/>
@@ -2695,7 +2683,7 @@
         <w:pStyle w:val="FirstParagraph"/>
       </w:pPr>
       <w:r>
-        <w:t xml:space="preserve">These endpoints don’t carry a</w:t>
+        <w:t xml:space="preserve">These endpoints don't carry a</w:t>
       </w:r>
       <w:r>
         <w:t xml:space="preserve"> </w:t>
@@ -2713,7 +2701,7 @@
         <w:t xml:space="preserve">route parameter. Most require Office+ or Supervisor+; Tenant-type users are denied every master endpoint.</w:t>
       </w:r>
     </w:p>
-    <w:bookmarkStart w:id="15" w:name="tenant"/>
+    <w:bookmarkStart w:id="15" w:name="Xa115840d47ca6b9f717665e52efe7a68c5ec35f"/>
     <w:p>
       <w:pPr>
         <w:pStyle w:val="Heading2"/>
@@ -2725,20 +2713,19 @@
     <w:tbl>
       <w:tblPr>
         <w:tblStyle w:val="Table"/>
-        <w:tblW w:type="pct" w:w="5000"/>
-        <w:tblLayout w:type="fixed"/>
+        <w:tblW w:type="auto" w:w="0"/>
         <w:tblLook w:firstRow="1" w:lastRow="0" w:firstColumn="0" w:lastColumn="0" w:noHBand="0" w:noVBand="0" w:val="0020"/>
       </w:tblPr>
       <w:tblGrid>
-        <w:gridCol w:w="642"/>
-        <w:gridCol w:w="642"/>
-        <w:gridCol w:w="642"/>
-        <w:gridCol w:w="642"/>
-        <w:gridCol w:w="1070"/>
-        <w:gridCol w:w="1070"/>
-        <w:gridCol w:w="1070"/>
-        <w:gridCol w:w="1070"/>
-        <w:gridCol w:w="1070"/>
+        <w:gridCol w:w="880"/>
+        <w:gridCol w:w="880"/>
+        <w:gridCol w:w="880"/>
+        <w:gridCol w:w="880"/>
+        <w:gridCol w:w="880"/>
+        <w:gridCol w:w="880"/>
+        <w:gridCol w:w="880"/>
+        <w:gridCol w:w="880"/>
+        <w:gridCol w:w="880"/>
       </w:tblGrid>
       <w:tr>
         <w:trPr>
@@ -3501,7 +3488,7 @@
       </w:r>
     </w:p>
     <w:bookmarkEnd w:id="15"/>
-    <w:bookmarkStart w:id="16" w:name="tenantmember"/>
+    <w:bookmarkStart w:id="16" w:name="Xc7ced4c8f0fed6c915dc2413200c19ec0015a63"/>
     <w:p>
       <w:pPr>
         <w:pStyle w:val="Heading2"/>
@@ -3513,20 +3500,19 @@
     <w:tbl>
       <w:tblPr>
         <w:tblStyle w:val="Table"/>
-        <w:tblW w:type="pct" w:w="5000"/>
-        <w:tblLayout w:type="fixed"/>
+        <w:tblW w:type="auto" w:w="0"/>
         <w:tblLook w:firstRow="1" w:lastRow="0" w:firstColumn="0" w:lastColumn="0" w:noHBand="0" w:noVBand="0" w:val="0020"/>
       </w:tblPr>
       <w:tblGrid>
-        <w:gridCol w:w="642"/>
-        <w:gridCol w:w="642"/>
-        <w:gridCol w:w="642"/>
-        <w:gridCol w:w="642"/>
-        <w:gridCol w:w="1070"/>
-        <w:gridCol w:w="1070"/>
-        <w:gridCol w:w="1070"/>
-        <w:gridCol w:w="1070"/>
-        <w:gridCol w:w="1070"/>
+        <w:gridCol w:w="880"/>
+        <w:gridCol w:w="880"/>
+        <w:gridCol w:w="880"/>
+        <w:gridCol w:w="880"/>
+        <w:gridCol w:w="880"/>
+        <w:gridCol w:w="880"/>
+        <w:gridCol w:w="880"/>
+        <w:gridCol w:w="880"/>
+        <w:gridCol w:w="880"/>
       </w:tblGrid>
       <w:tr>
         <w:trPr>
@@ -3957,7 +3943,7 @@
       </w:tr>
     </w:tbl>
     <w:bookmarkEnd w:id="16"/>
-    <w:bookmarkStart w:id="17" w:name="tool-master-fleet"/>
+    <w:bookmarkStart w:id="17" w:name="Xaec7ca9466ffde6b273367358d4d6b2ac2df64a"/>
     <w:p>
       <w:pPr>
         <w:pStyle w:val="Heading2"/>
@@ -3969,20 +3955,19 @@
     <w:tbl>
       <w:tblPr>
         <w:tblStyle w:val="Table"/>
-        <w:tblW w:type="pct" w:w="5000"/>
-        <w:tblLayout w:type="fixed"/>
+        <w:tblW w:type="auto" w:w="0"/>
         <w:tblLook w:firstRow="1" w:lastRow="0" w:firstColumn="0" w:lastColumn="0" w:noHBand="0" w:noVBand="0" w:val="0020"/>
       </w:tblPr>
       <w:tblGrid>
-        <w:gridCol w:w="642"/>
-        <w:gridCol w:w="642"/>
-        <w:gridCol w:w="642"/>
-        <w:gridCol w:w="642"/>
-        <w:gridCol w:w="1070"/>
-        <w:gridCol w:w="1070"/>
-        <w:gridCol w:w="1070"/>
-        <w:gridCol w:w="1070"/>
-        <w:gridCol w:w="1070"/>
+        <w:gridCol w:w="880"/>
+        <w:gridCol w:w="880"/>
+        <w:gridCol w:w="880"/>
+        <w:gridCol w:w="880"/>
+        <w:gridCol w:w="880"/>
+        <w:gridCol w:w="880"/>
+        <w:gridCol w:w="880"/>
+        <w:gridCol w:w="880"/>
+        <w:gridCol w:w="880"/>
       </w:tblGrid>
       <w:tr>
         <w:trPr>
@@ -4837,7 +4822,7 @@
       </w:tr>
     </w:tbl>
     <w:bookmarkEnd w:id="17"/>
-    <w:bookmarkStart w:id="18" w:name="calibration-master"/>
+    <w:bookmarkStart w:id="18" w:name="Xedd37ce116dff26d72cfc8581f6f7cf54e34c2a"/>
     <w:p>
       <w:pPr>
         <w:pStyle w:val="Heading2"/>
@@ -4849,20 +4834,19 @@
     <w:tbl>
       <w:tblPr>
         <w:tblStyle w:val="Table"/>
-        <w:tblW w:type="pct" w:w="5000"/>
-        <w:tblLayout w:type="fixed"/>
+        <w:tblW w:type="auto" w:w="0"/>
         <w:tblLook w:firstRow="1" w:lastRow="0" w:firstColumn="0" w:lastColumn="0" w:noHBand="0" w:noVBand="0" w:val="0020"/>
       </w:tblPr>
       <w:tblGrid>
-        <w:gridCol w:w="642"/>
-        <w:gridCol w:w="642"/>
-        <w:gridCol w:w="642"/>
-        <w:gridCol w:w="642"/>
-        <w:gridCol w:w="1070"/>
-        <w:gridCol w:w="1070"/>
-        <w:gridCol w:w="1070"/>
-        <w:gridCol w:w="1070"/>
-        <w:gridCol w:w="1070"/>
+        <w:gridCol w:w="880"/>
+        <w:gridCol w:w="880"/>
+        <w:gridCol w:w="880"/>
+        <w:gridCol w:w="880"/>
+        <w:gridCol w:w="880"/>
+        <w:gridCol w:w="880"/>
+        <w:gridCol w:w="880"/>
+        <w:gridCol w:w="880"/>
+        <w:gridCol w:w="880"/>
       </w:tblGrid>
       <w:tr>
         <w:trPr>
@@ -5505,7 +5489,7 @@
       </w:tr>
     </w:tbl>
     <w:bookmarkEnd w:id="18"/>
-    <w:bookmarkStart w:id="19" w:name="license"/>
+    <w:bookmarkStart w:id="19" w:name="X33a4922a7e52802447215d3d9bef859ca7165d3"/>
     <w:p>
       <w:pPr>
         <w:pStyle w:val="Heading2"/>
@@ -5517,20 +5501,19 @@
     <w:tbl>
       <w:tblPr>
         <w:tblStyle w:val="Table"/>
-        <w:tblW w:type="pct" w:w="5000"/>
-        <w:tblLayout w:type="fixed"/>
+        <w:tblW w:type="auto" w:w="0"/>
         <w:tblLook w:firstRow="1" w:lastRow="0" w:firstColumn="0" w:lastColumn="0" w:noHBand="0" w:noVBand="0" w:val="0020"/>
       </w:tblPr>
       <w:tblGrid>
-        <w:gridCol w:w="642"/>
-        <w:gridCol w:w="642"/>
-        <w:gridCol w:w="642"/>
-        <w:gridCol w:w="642"/>
-        <w:gridCol w:w="1070"/>
-        <w:gridCol w:w="1070"/>
-        <w:gridCol w:w="1070"/>
-        <w:gridCol w:w="1070"/>
-        <w:gridCol w:w="1070"/>
+        <w:gridCol w:w="880"/>
+        <w:gridCol w:w="880"/>
+        <w:gridCol w:w="880"/>
+        <w:gridCol w:w="880"/>
+        <w:gridCol w:w="880"/>
+        <w:gridCol w:w="880"/>
+        <w:gridCol w:w="880"/>
+        <w:gridCol w:w="880"/>
+        <w:gridCol w:w="880"/>
       </w:tblGrid>
       <w:tr>
         <w:trPr>
@@ -6302,7 +6285,7 @@
       </w:r>
     </w:p>
     <w:bookmarkEnd w:id="19"/>
-    <w:bookmarkStart w:id="20" w:name="master-users-roster"/>
+    <w:bookmarkStart w:id="20" w:name="Xaddb1acf7d115dc183d1bcb39b4e4b4b8b12b1d"/>
     <w:p>
       <w:pPr>
         <w:pStyle w:val="Heading2"/>
@@ -6314,20 +6297,19 @@
     <w:tbl>
       <w:tblPr>
         <w:tblStyle w:val="Table"/>
-        <w:tblW w:type="pct" w:w="5000"/>
-        <w:tblLayout w:type="fixed"/>
+        <w:tblW w:type="auto" w:w="0"/>
         <w:tblLook w:firstRow="1" w:lastRow="0" w:firstColumn="0" w:lastColumn="0" w:noHBand="0" w:noVBand="0" w:val="0020"/>
       </w:tblPr>
       <w:tblGrid>
-        <w:gridCol w:w="642"/>
-        <w:gridCol w:w="642"/>
-        <w:gridCol w:w="642"/>
-        <w:gridCol w:w="642"/>
-        <w:gridCol w:w="1070"/>
-        <w:gridCol w:w="1070"/>
-        <w:gridCol w:w="1070"/>
-        <w:gridCol w:w="1070"/>
-        <w:gridCol w:w="1070"/>
+        <w:gridCol w:w="880"/>
+        <w:gridCol w:w="880"/>
+        <w:gridCol w:w="880"/>
+        <w:gridCol w:w="880"/>
+        <w:gridCol w:w="880"/>
+        <w:gridCol w:w="880"/>
+        <w:gridCol w:w="880"/>
+        <w:gridCol w:w="880"/>
+        <w:gridCol w:w="880"/>
       </w:tblGrid>
       <w:tr>
         <w:trPr>
@@ -6652,7 +6634,7 @@
       </w:tr>
     </w:tbl>
     <w:bookmarkEnd w:id="20"/>
-    <w:bookmarkStart w:id="21" w:name="system-settings"/>
+    <w:bookmarkStart w:id="21" w:name="X8b7f6a65fc26d2bda6c4780bef5906c5de9c5db"/>
     <w:p>
       <w:pPr>
         <w:pStyle w:val="Heading2"/>
@@ -6664,20 +6646,19 @@
     <w:tbl>
       <w:tblPr>
         <w:tblStyle w:val="Table"/>
-        <w:tblW w:type="pct" w:w="5000"/>
-        <w:tblLayout w:type="fixed"/>
+        <w:tblW w:type="auto" w:w="0"/>
         <w:tblLook w:firstRow="1" w:lastRow="0" w:firstColumn="0" w:lastColumn="0" w:noHBand="0" w:noVBand="0" w:val="0020"/>
       </w:tblPr>
       <w:tblGrid>
-        <w:gridCol w:w="642"/>
-        <w:gridCol w:w="642"/>
-        <w:gridCol w:w="642"/>
-        <w:gridCol w:w="642"/>
-        <w:gridCol w:w="1070"/>
-        <w:gridCol w:w="1070"/>
-        <w:gridCol w:w="1070"/>
-        <w:gridCol w:w="1070"/>
-        <w:gridCol w:w="1070"/>
+        <w:gridCol w:w="880"/>
+        <w:gridCol w:w="880"/>
+        <w:gridCol w:w="880"/>
+        <w:gridCol w:w="880"/>
+        <w:gridCol w:w="880"/>
+        <w:gridCol w:w="880"/>
+        <w:gridCol w:w="880"/>
+        <w:gridCol w:w="880"/>
+        <w:gridCol w:w="880"/>
       </w:tblGrid>
       <w:tr>
         <w:trPr>
@@ -7108,7 +7089,7 @@
       </w:tr>
     </w:tbl>
     <w:bookmarkEnd w:id="21"/>
-    <w:bookmarkStart w:id="22" w:name="master-audit-feed"/>
+    <w:bookmarkStart w:id="22" w:name="Xd699ba330bb4c7d356c1d2092b87e97ec209479"/>
     <w:p>
       <w:pPr>
         <w:pStyle w:val="Heading2"/>
@@ -7120,20 +7101,19 @@
     <w:tbl>
       <w:tblPr>
         <w:tblStyle w:val="Table"/>
-        <w:tblW w:type="pct" w:w="5000"/>
-        <w:tblLayout w:type="fixed"/>
+        <w:tblW w:type="auto" w:w="0"/>
         <w:tblLook w:firstRow="1" w:lastRow="0" w:firstColumn="0" w:lastColumn="0" w:noHBand="0" w:noVBand="0" w:val="0020"/>
       </w:tblPr>
       <w:tblGrid>
-        <w:gridCol w:w="642"/>
-        <w:gridCol w:w="642"/>
-        <w:gridCol w:w="642"/>
-        <w:gridCol w:w="642"/>
-        <w:gridCol w:w="1070"/>
-        <w:gridCol w:w="1070"/>
-        <w:gridCol w:w="1070"/>
-        <w:gridCol w:w="1070"/>
-        <w:gridCol w:w="1070"/>
+        <w:gridCol w:w="880"/>
+        <w:gridCol w:w="880"/>
+        <w:gridCol w:w="880"/>
+        <w:gridCol w:w="880"/>
+        <w:gridCol w:w="880"/>
+        <w:gridCol w:w="880"/>
+        <w:gridCol w:w="880"/>
+        <w:gridCol w:w="880"/>
+        <w:gridCol w:w="880"/>
       </w:tblGrid>
       <w:tr>
         <w:trPr>
@@ -7563,9 +7543,17 @@
         </w:tc>
       </w:tr>
     </w:tbl>
+    <w:p>
+      <w:pPr>
+        <w:pStyle w:val="BodyText"/>
+      </w:pPr>
+      <w:r>
+        <w:t xml:space="preserve">\newpage</w:t>
+      </w:r>
+    </w:p>
     <w:bookmarkEnd w:id="22"/>
     <w:bookmarkEnd w:id="23"/>
-    <w:bookmarkStart w:id="37" w:name="tenant-scoped-entities"/>
+    <w:bookmarkStart w:id="37" w:name="Xb7d0258b303bea509bf5edd5f3c11248f07293d"/>
     <w:p>
       <w:pPr>
         <w:pStyle w:val="Heading1"/>
@@ -7609,7 +7597,7 @@
         <w:t xml:space="preserve"> </w:t>
       </w:r>
       <w:r>
-        <w:t xml:space="preserve">member of the tenant in URL scope. For Tenant-bound users, every cell marked Y also requires the route’s</w:t>
+        <w:t xml:space="preserve">member of the tenant in URL scope. For Tenant-bound users, every cell marked Y also requires the route's</w:t>
       </w:r>
       <w:r>
         <w:t xml:space="preserve"> </w:t>
@@ -7639,7 +7627,7 @@
         <w:t xml:space="preserve">.</w:t>
       </w:r>
     </w:p>
-    <w:bookmarkStart w:id="24" w:name="job"/>
+    <w:bookmarkStart w:id="24" w:name="X790b1a157983bb2624e898ba9778c62490fb00c"/>
     <w:p>
       <w:pPr>
         <w:pStyle w:val="Heading2"/>
@@ -7651,20 +7639,19 @@
     <w:tbl>
       <w:tblPr>
         <w:tblStyle w:val="Table"/>
-        <w:tblW w:type="pct" w:w="5000"/>
-        <w:tblLayout w:type="fixed"/>
+        <w:tblW w:type="auto" w:w="0"/>
         <w:tblLook w:firstRow="1" w:lastRow="0" w:firstColumn="0" w:lastColumn="0" w:noHBand="0" w:noVBand="0" w:val="0020"/>
       </w:tblPr>
       <w:tblGrid>
-        <w:gridCol w:w="642"/>
-        <w:gridCol w:w="642"/>
-        <w:gridCol w:w="642"/>
-        <w:gridCol w:w="642"/>
-        <w:gridCol w:w="1070"/>
-        <w:gridCol w:w="1070"/>
-        <w:gridCol w:w="1070"/>
-        <w:gridCol w:w="1070"/>
-        <w:gridCol w:w="1070"/>
+        <w:gridCol w:w="880"/>
+        <w:gridCol w:w="880"/>
+        <w:gridCol w:w="880"/>
+        <w:gridCol w:w="880"/>
+        <w:gridCol w:w="880"/>
+        <w:gridCol w:w="880"/>
+        <w:gridCol w:w="880"/>
+        <w:gridCol w:w="880"/>
+        <w:gridCol w:w="880"/>
       </w:tblGrid>
       <w:tr>
         <w:trPr>
@@ -8519,7 +8506,7 @@
       </w:tr>
     </w:tbl>
     <w:bookmarkEnd w:id="24"/>
-    <w:bookmarkStart w:id="25" w:name="well"/>
+    <w:bookmarkStart w:id="25" w:name="Xe1b15c18336b452222bebe16913aefc89c94ecb"/>
     <w:p>
       <w:pPr>
         <w:pStyle w:val="Heading2"/>
@@ -8531,20 +8518,19 @@
     <w:tbl>
       <w:tblPr>
         <w:tblStyle w:val="Table"/>
-        <w:tblW w:type="pct" w:w="5000"/>
-        <w:tblLayout w:type="fixed"/>
+        <w:tblW w:type="auto" w:w="0"/>
         <w:tblLook w:firstRow="1" w:lastRow="0" w:firstColumn="0" w:lastColumn="0" w:noHBand="0" w:noVBand="0" w:val="0020"/>
       </w:tblPr>
       <w:tblGrid>
-        <w:gridCol w:w="642"/>
-        <w:gridCol w:w="642"/>
-        <w:gridCol w:w="642"/>
-        <w:gridCol w:w="642"/>
-        <w:gridCol w:w="1070"/>
-        <w:gridCol w:w="1070"/>
-        <w:gridCol w:w="1070"/>
-        <w:gridCol w:w="1070"/>
-        <w:gridCol w:w="1070"/>
+        <w:gridCol w:w="880"/>
+        <w:gridCol w:w="880"/>
+        <w:gridCol w:w="880"/>
+        <w:gridCol w:w="880"/>
+        <w:gridCol w:w="880"/>
+        <w:gridCol w:w="880"/>
+        <w:gridCol w:w="880"/>
+        <w:gridCol w:w="880"/>
+        <w:gridCol w:w="880"/>
       </w:tblGrid>
       <w:tr>
         <w:trPr>
@@ -9611,7 +9597,7 @@
       </w:tr>
     </w:tbl>
     <w:bookmarkEnd w:id="25"/>
-    <w:bookmarkStart w:id="26" w:name="tie-on"/>
+    <w:bookmarkStart w:id="26" w:name="X7d9757c3bce8eecaa614d1f26a130623aa00573"/>
     <w:p>
       <w:pPr>
         <w:pStyle w:val="Heading2"/>
@@ -9623,20 +9609,19 @@
     <w:tbl>
       <w:tblPr>
         <w:tblStyle w:val="Table"/>
-        <w:tblW w:type="pct" w:w="5000"/>
-        <w:tblLayout w:type="fixed"/>
+        <w:tblW w:type="auto" w:w="0"/>
         <w:tblLook w:firstRow="1" w:lastRow="0" w:firstColumn="0" w:lastColumn="0" w:noHBand="0" w:noVBand="0" w:val="0020"/>
       </w:tblPr>
       <w:tblGrid>
-        <w:gridCol w:w="642"/>
-        <w:gridCol w:w="642"/>
-        <w:gridCol w:w="642"/>
-        <w:gridCol w:w="642"/>
-        <w:gridCol w:w="1070"/>
-        <w:gridCol w:w="1070"/>
-        <w:gridCol w:w="1070"/>
-        <w:gridCol w:w="1070"/>
-        <w:gridCol w:w="1070"/>
+        <w:gridCol w:w="880"/>
+        <w:gridCol w:w="880"/>
+        <w:gridCol w:w="880"/>
+        <w:gridCol w:w="880"/>
+        <w:gridCol w:w="880"/>
+        <w:gridCol w:w="880"/>
+        <w:gridCol w:w="880"/>
+        <w:gridCol w:w="880"/>
+        <w:gridCol w:w="880"/>
       </w:tblGrid>
       <w:tr>
         <w:trPr>
@@ -10279,7 +10264,7 @@
       </w:tr>
     </w:tbl>
     <w:bookmarkEnd w:id="26"/>
-    <w:bookmarkStart w:id="27" w:name="survey"/>
+    <w:bookmarkStart w:id="27" w:name="X702789b77451ee48853a64abb35dfd539f52aab"/>
     <w:p>
       <w:pPr>
         <w:pStyle w:val="Heading2"/>
@@ -10291,20 +10276,19 @@
     <w:tbl>
       <w:tblPr>
         <w:tblStyle w:val="Table"/>
-        <w:tblW w:type="pct" w:w="5000"/>
-        <w:tblLayout w:type="fixed"/>
+        <w:tblW w:type="auto" w:w="0"/>
         <w:tblLook w:firstRow="1" w:lastRow="0" w:firstColumn="0" w:lastColumn="0" w:noHBand="0" w:noVBand="0" w:val="0020"/>
       </w:tblPr>
       <w:tblGrid>
-        <w:gridCol w:w="642"/>
-        <w:gridCol w:w="642"/>
-        <w:gridCol w:w="642"/>
-        <w:gridCol w:w="642"/>
-        <w:gridCol w:w="1070"/>
-        <w:gridCol w:w="1070"/>
-        <w:gridCol w:w="1070"/>
-        <w:gridCol w:w="1070"/>
-        <w:gridCol w:w="1070"/>
+        <w:gridCol w:w="880"/>
+        <w:gridCol w:w="880"/>
+        <w:gridCol w:w="880"/>
+        <w:gridCol w:w="880"/>
+        <w:gridCol w:w="880"/>
+        <w:gridCol w:w="880"/>
+        <w:gridCol w:w="880"/>
+        <w:gridCol w:w="880"/>
+        <w:gridCol w:w="880"/>
       </w:tblGrid>
       <w:tr>
         <w:trPr>
@@ -11265,7 +11249,7 @@
       </w:tr>
     </w:tbl>
     <w:bookmarkEnd w:id="27"/>
-    <w:bookmarkStart w:id="28" w:name="tubular"/>
+    <w:bookmarkStart w:id="28" w:name="Xf77d28bdccdea9ae3f3dcc6661bec5633d7f58d"/>
     <w:p>
       <w:pPr>
         <w:pStyle w:val="Heading2"/>
@@ -11277,20 +11261,19 @@
     <w:tbl>
       <w:tblPr>
         <w:tblStyle w:val="Table"/>
-        <w:tblW w:type="pct" w:w="5000"/>
-        <w:tblLayout w:type="fixed"/>
+        <w:tblW w:type="auto" w:w="0"/>
         <w:tblLook w:firstRow="1" w:lastRow="0" w:firstColumn="0" w:lastColumn="0" w:noHBand="0" w:noVBand="0" w:val="0020"/>
       </w:tblPr>
       <w:tblGrid>
-        <w:gridCol w:w="642"/>
-        <w:gridCol w:w="642"/>
-        <w:gridCol w:w="642"/>
-        <w:gridCol w:w="642"/>
-        <w:gridCol w:w="1070"/>
-        <w:gridCol w:w="1070"/>
-        <w:gridCol w:w="1070"/>
-        <w:gridCol w:w="1070"/>
-        <w:gridCol w:w="1070"/>
+        <w:gridCol w:w="880"/>
+        <w:gridCol w:w="880"/>
+        <w:gridCol w:w="880"/>
+        <w:gridCol w:w="880"/>
+        <w:gridCol w:w="880"/>
+        <w:gridCol w:w="880"/>
+        <w:gridCol w:w="880"/>
+        <w:gridCol w:w="880"/>
+        <w:gridCol w:w="880"/>
       </w:tblGrid>
       <w:tr>
         <w:trPr>
@@ -11933,7 +11916,7 @@
       </w:tr>
     </w:tbl>
     <w:bookmarkEnd w:id="28"/>
-    <w:bookmarkStart w:id="29" w:name="formation"/>
+    <w:bookmarkStart w:id="29" w:name="Xfbcaa771288ad5172d8b9fdc0760ad9701a8fb1"/>
     <w:p>
       <w:pPr>
         <w:pStyle w:val="Heading2"/>
@@ -11945,20 +11928,19 @@
     <w:tbl>
       <w:tblPr>
         <w:tblStyle w:val="Table"/>
-        <w:tblW w:type="pct" w:w="5000"/>
-        <w:tblLayout w:type="fixed"/>
+        <w:tblW w:type="auto" w:w="0"/>
         <w:tblLook w:firstRow="1" w:lastRow="0" w:firstColumn="0" w:lastColumn="0" w:noHBand="0" w:noVBand="0" w:val="0020"/>
       </w:tblPr>
       <w:tblGrid>
-        <w:gridCol w:w="642"/>
-        <w:gridCol w:w="642"/>
-        <w:gridCol w:w="642"/>
-        <w:gridCol w:w="642"/>
-        <w:gridCol w:w="1070"/>
-        <w:gridCol w:w="1070"/>
-        <w:gridCol w:w="1070"/>
-        <w:gridCol w:w="1070"/>
-        <w:gridCol w:w="1070"/>
+        <w:gridCol w:w="880"/>
+        <w:gridCol w:w="880"/>
+        <w:gridCol w:w="880"/>
+        <w:gridCol w:w="880"/>
+        <w:gridCol w:w="880"/>
+        <w:gridCol w:w="880"/>
+        <w:gridCol w:w="880"/>
+        <w:gridCol w:w="880"/>
+        <w:gridCol w:w="880"/>
       </w:tblGrid>
       <w:tr>
         <w:trPr>
@@ -12601,7 +12583,7 @@
       </w:tr>
     </w:tbl>
     <w:bookmarkEnd w:id="29"/>
-    <w:bookmarkStart w:id="30" w:name="common-measure"/>
+    <w:bookmarkStart w:id="30" w:name="X5fe91ec6ec0576d8ba1982501b2b4819ff4710a"/>
     <w:p>
       <w:pPr>
         <w:pStyle w:val="Heading2"/>
@@ -12613,20 +12595,19 @@
     <w:tbl>
       <w:tblPr>
         <w:tblStyle w:val="Table"/>
-        <w:tblW w:type="pct" w:w="5000"/>
-        <w:tblLayout w:type="fixed"/>
+        <w:tblW w:type="auto" w:w="0"/>
         <w:tblLook w:firstRow="1" w:lastRow="0" w:firstColumn="0" w:lastColumn="0" w:noHBand="0" w:noVBand="0" w:val="0020"/>
       </w:tblPr>
       <w:tblGrid>
-        <w:gridCol w:w="642"/>
-        <w:gridCol w:w="642"/>
-        <w:gridCol w:w="642"/>
-        <w:gridCol w:w="642"/>
-        <w:gridCol w:w="1070"/>
-        <w:gridCol w:w="1070"/>
-        <w:gridCol w:w="1070"/>
-        <w:gridCol w:w="1070"/>
-        <w:gridCol w:w="1070"/>
+        <w:gridCol w:w="880"/>
+        <w:gridCol w:w="880"/>
+        <w:gridCol w:w="880"/>
+        <w:gridCol w:w="880"/>
+        <w:gridCol w:w="880"/>
+        <w:gridCol w:w="880"/>
+        <w:gridCol w:w="880"/>
+        <w:gridCol w:w="880"/>
+        <w:gridCol w:w="880"/>
       </w:tblGrid>
       <w:tr>
         <w:trPr>
@@ -13269,7 +13250,7 @@
       </w:tr>
     </w:tbl>
     <w:bookmarkEnd w:id="30"/>
-    <w:bookmarkStart w:id="31" w:name="magnetics-per-well-reference"/>
+    <w:bookmarkStart w:id="31" w:name="X02efed30145349f2aabeab2bc8b6765a8cb1fb7"/>
     <w:p>
       <w:pPr>
         <w:pStyle w:val="Heading2"/>
@@ -13281,20 +13262,19 @@
     <w:tbl>
       <w:tblPr>
         <w:tblStyle w:val="Table"/>
-        <w:tblW w:type="pct" w:w="5000"/>
-        <w:tblLayout w:type="fixed"/>
+        <w:tblW w:type="auto" w:w="0"/>
         <w:tblLook w:firstRow="1" w:lastRow="0" w:firstColumn="0" w:lastColumn="0" w:noHBand="0" w:noVBand="0" w:val="0020"/>
       </w:tblPr>
       <w:tblGrid>
-        <w:gridCol w:w="642"/>
-        <w:gridCol w:w="642"/>
-        <w:gridCol w:w="642"/>
-        <w:gridCol w:w="642"/>
-        <w:gridCol w:w="1070"/>
-        <w:gridCol w:w="1070"/>
-        <w:gridCol w:w="1070"/>
-        <w:gridCol w:w="1070"/>
-        <w:gridCol w:w="1070"/>
+        <w:gridCol w:w="880"/>
+        <w:gridCol w:w="880"/>
+        <w:gridCol w:w="880"/>
+        <w:gridCol w:w="880"/>
+        <w:gridCol w:w="880"/>
+        <w:gridCol w:w="880"/>
+        <w:gridCol w:w="880"/>
+        <w:gridCol w:w="880"/>
+        <w:gridCol w:w="880"/>
       </w:tblGrid>
       <w:tr>
         <w:trPr>
@@ -13413,7 +13393,7 @@
               <w:pStyle w:val="Compact"/>
             </w:pPr>
             <w:r>
-              <w:t xml:space="preserve">Get well’s magnetic reference</w:t>
+              <w:t xml:space="preserve">Get well's magnetic reference</w:t>
             </w:r>
           </w:p>
         </w:tc>
@@ -13725,7 +13705,7 @@
       </w:tr>
     </w:tbl>
     <w:bookmarkEnd w:id="31"/>
-    <w:bookmarkStart w:id="32" w:name="run"/>
+    <w:bookmarkStart w:id="32" w:name="X947a98cc90a84b01fe87fc470b52d02301328fd"/>
     <w:p>
       <w:pPr>
         <w:pStyle w:val="Heading2"/>
@@ -13769,20 +13749,19 @@
     <w:tbl>
       <w:tblPr>
         <w:tblStyle w:val="Table"/>
-        <w:tblW w:type="pct" w:w="5000"/>
-        <w:tblLayout w:type="fixed"/>
+        <w:tblW w:type="auto" w:w="0"/>
         <w:tblLook w:firstRow="1" w:lastRow="0" w:firstColumn="0" w:lastColumn="0" w:noHBand="0" w:noVBand="0" w:val="0020"/>
       </w:tblPr>
       <w:tblGrid>
-        <w:gridCol w:w="642"/>
-        <w:gridCol w:w="642"/>
-        <w:gridCol w:w="642"/>
-        <w:gridCol w:w="642"/>
-        <w:gridCol w:w="1070"/>
-        <w:gridCol w:w="1070"/>
-        <w:gridCol w:w="1070"/>
-        <w:gridCol w:w="1070"/>
-        <w:gridCol w:w="1070"/>
+        <w:gridCol w:w="880"/>
+        <w:gridCol w:w="880"/>
+        <w:gridCol w:w="880"/>
+        <w:gridCol w:w="880"/>
+        <w:gridCol w:w="880"/>
+        <w:gridCol w:w="880"/>
+        <w:gridCol w:w="880"/>
+        <w:gridCol w:w="880"/>
+        <w:gridCol w:w="880"/>
       </w:tblGrid>
       <w:tr>
         <w:trPr>
@@ -15591,7 +15570,7 @@
       </w:tr>
     </w:tbl>
     <w:bookmarkEnd w:id="32"/>
-    <w:bookmarkStart w:id="33" w:name="log"/>
+    <w:bookmarkStart w:id="33" w:name="Xad1898413572b9a552e275b7317fdcca6f74bdc"/>
     <w:p>
       <w:pPr>
         <w:pStyle w:val="Heading2"/>
@@ -15603,20 +15582,19 @@
     <w:tbl>
       <w:tblPr>
         <w:tblStyle w:val="Table"/>
-        <w:tblW w:type="pct" w:w="5000"/>
-        <w:tblLayout w:type="fixed"/>
+        <w:tblW w:type="auto" w:w="0"/>
         <w:tblLook w:firstRow="1" w:lastRow="0" w:firstColumn="0" w:lastColumn="0" w:noHBand="0" w:noVBand="0" w:val="0020"/>
       </w:tblPr>
       <w:tblGrid>
-        <w:gridCol w:w="642"/>
-        <w:gridCol w:w="642"/>
-        <w:gridCol w:w="642"/>
-        <w:gridCol w:w="642"/>
-        <w:gridCol w:w="1070"/>
-        <w:gridCol w:w="1070"/>
-        <w:gridCol w:w="1070"/>
-        <w:gridCol w:w="1070"/>
-        <w:gridCol w:w="1070"/>
+        <w:gridCol w:w="880"/>
+        <w:gridCol w:w="880"/>
+        <w:gridCol w:w="880"/>
+        <w:gridCol w:w="880"/>
+        <w:gridCol w:w="880"/>
+        <w:gridCol w:w="880"/>
+        <w:gridCol w:w="880"/>
+        <w:gridCol w:w="880"/>
+        <w:gridCol w:w="880"/>
       </w:tblGrid>
       <w:tr>
         <w:trPr>
@@ -16365,7 +16343,7 @@
       </w:tr>
     </w:tbl>
     <w:bookmarkEnd w:id="33"/>
-    <w:bookmarkStart w:id="34" w:name="shot"/>
+    <w:bookmarkStart w:id="34" w:name="X1f36c13d8de94ed70335d36d9e1089e27a848a9"/>
     <w:p>
       <w:pPr>
         <w:pStyle w:val="Heading2"/>
@@ -16409,20 +16387,19 @@
     <w:tbl>
       <w:tblPr>
         <w:tblStyle w:val="Table"/>
-        <w:tblW w:type="pct" w:w="5000"/>
-        <w:tblLayout w:type="fixed"/>
+        <w:tblW w:type="auto" w:w="0"/>
         <w:tblLook w:firstRow="1" w:lastRow="0" w:firstColumn="0" w:lastColumn="0" w:noHBand="0" w:noVBand="0" w:val="0020"/>
       </w:tblPr>
       <w:tblGrid>
-        <w:gridCol w:w="642"/>
-        <w:gridCol w:w="642"/>
-        <w:gridCol w:w="642"/>
-        <w:gridCol w:w="642"/>
-        <w:gridCol w:w="1070"/>
-        <w:gridCol w:w="1070"/>
-        <w:gridCol w:w="1070"/>
-        <w:gridCol w:w="1070"/>
-        <w:gridCol w:w="1070"/>
+        <w:gridCol w:w="880"/>
+        <w:gridCol w:w="880"/>
+        <w:gridCol w:w="880"/>
+        <w:gridCol w:w="880"/>
+        <w:gridCol w:w="880"/>
+        <w:gridCol w:w="880"/>
+        <w:gridCol w:w="880"/>
+        <w:gridCol w:w="880"/>
+        <w:gridCol w:w="880"/>
       </w:tblGrid>
       <w:tr>
         <w:trPr>
@@ -18231,7 +18208,7 @@
       </w:tr>
     </w:tbl>
     <w:bookmarkEnd w:id="34"/>
-    <w:bookmarkStart w:id="35" w:name="calibration-tenant-snapshot"/>
+    <w:bookmarkStart w:id="35" w:name="Xe80018963ce07e8044439ab92d40af34dfb96e8"/>
     <w:p>
       <w:pPr>
         <w:pStyle w:val="Heading2"/>
@@ -18266,20 +18243,19 @@
     <w:tbl>
       <w:tblPr>
         <w:tblStyle w:val="Table"/>
-        <w:tblW w:type="pct" w:w="5000"/>
-        <w:tblLayout w:type="fixed"/>
+        <w:tblW w:type="auto" w:w="0"/>
         <w:tblLook w:firstRow="1" w:lastRow="0" w:firstColumn="0" w:lastColumn="0" w:noHBand="0" w:noVBand="0" w:val="0020"/>
       </w:tblPr>
       <w:tblGrid>
-        <w:gridCol w:w="642"/>
-        <w:gridCol w:w="642"/>
-        <w:gridCol w:w="642"/>
-        <w:gridCol w:w="642"/>
-        <w:gridCol w:w="1070"/>
-        <w:gridCol w:w="1070"/>
-        <w:gridCol w:w="1070"/>
-        <w:gridCol w:w="1070"/>
-        <w:gridCol w:w="1070"/>
+        <w:gridCol w:w="880"/>
+        <w:gridCol w:w="880"/>
+        <w:gridCol w:w="880"/>
+        <w:gridCol w:w="880"/>
+        <w:gridCol w:w="880"/>
+        <w:gridCol w:w="880"/>
+        <w:gridCol w:w="880"/>
+        <w:gridCol w:w="880"/>
+        <w:gridCol w:w="880"/>
       </w:tblGrid>
       <w:tr>
         <w:trPr>
@@ -18604,7 +18580,7 @@
       </w:tr>
     </w:tbl>
     <w:bookmarkEnd w:id="35"/>
-    <w:bookmarkStart w:id="36" w:name="tenant-audit"/>
+    <w:bookmarkStart w:id="36" w:name="X69b0bea776ca422e49dd3196fd57c302ed8ddab"/>
     <w:p>
       <w:pPr>
         <w:pStyle w:val="Heading2"/>
@@ -18616,20 +18592,19 @@
     <w:tbl>
       <w:tblPr>
         <w:tblStyle w:val="Table"/>
-        <w:tblW w:type="pct" w:w="5000"/>
-        <w:tblLayout w:type="fixed"/>
+        <w:tblW w:type="auto" w:w="0"/>
         <w:tblLook w:firstRow="1" w:lastRow="0" w:firstColumn="0" w:lastColumn="0" w:noHBand="0" w:noVBand="0" w:val="0020"/>
       </w:tblPr>
       <w:tblGrid>
-        <w:gridCol w:w="642"/>
-        <w:gridCol w:w="642"/>
-        <w:gridCol w:w="642"/>
-        <w:gridCol w:w="642"/>
-        <w:gridCol w:w="1070"/>
-        <w:gridCol w:w="1070"/>
-        <w:gridCol w:w="1070"/>
-        <w:gridCol w:w="1070"/>
-        <w:gridCol w:w="1070"/>
+        <w:gridCol w:w="880"/>
+        <w:gridCol w:w="880"/>
+        <w:gridCol w:w="880"/>
+        <w:gridCol w:w="880"/>
+        <w:gridCol w:w="880"/>
+        <w:gridCol w:w="880"/>
+        <w:gridCol w:w="880"/>
+        <w:gridCol w:w="880"/>
+        <w:gridCol w:w="880"/>
       </w:tblGrid>
       <w:tr>
         <w:trPr>
@@ -19059,9 +19034,17 @@
         </w:tc>
       </w:tr>
     </w:tbl>
+    <w:p>
+      <w:pPr>
+        <w:pStyle w:val="BodyText"/>
+      </w:pPr>
+      <w:r>
+        <w:t xml:space="preserve">\newpage</w:t>
+      </w:r>
+    </w:p>
     <w:bookmarkEnd w:id="36"/>
     <w:bookmarkEnd w:id="37"/>
-    <w:bookmarkStart w:id="42" w:name="identity-host-endpoints"/>
+    <w:bookmarkStart w:id="42" w:name="X550929b3bad9ced4108975c7c0b2d321c2055f2"/>
     <w:p>
       <w:pPr>
         <w:pStyle w:val="Heading1"/>
@@ -19075,7 +19058,7 @@
         <w:pStyle w:val="FirstParagraph"/>
       </w:pPr>
       <w:r>
-        <w:t xml:space="preserve">The Identity host (port 5196) owns user management and self-service preferences. Its policies are independent from the WebApi’s; see</w:t>
+        <w:t xml:space="preserve">The Identity host (port 5196) owns user management and self-service preferences. Its policies are independent from the WebApi's; see</w:t>
       </w:r>
       <w:r>
         <w:t xml:space="preserve"> </w:t>
@@ -19095,7 +19078,7 @@
         <w:t xml:space="preserve">for the bindings.</w:t>
       </w:r>
     </w:p>
-    <w:bookmarkStart w:id="38" w:name="user-administration-adminusers"/>
+    <w:bookmarkStart w:id="38" w:name="X98e87a3f1ebecec94aa81449b53ae6d9392a5a5"/>
     <w:p>
       <w:pPr>
         <w:pStyle w:val="Heading2"/>
@@ -19154,20 +19137,19 @@
     <w:tbl>
       <w:tblPr>
         <w:tblStyle w:val="Table"/>
-        <w:tblW w:type="pct" w:w="5000"/>
-        <w:tblLayout w:type="fixed"/>
+        <w:tblW w:type="auto" w:w="0"/>
         <w:tblLook w:firstRow="1" w:lastRow="0" w:firstColumn="0" w:lastColumn="0" w:noHBand="0" w:noVBand="0" w:val="0020"/>
       </w:tblPr>
       <w:tblGrid>
-        <w:gridCol w:w="642"/>
-        <w:gridCol w:w="642"/>
-        <w:gridCol w:w="642"/>
-        <w:gridCol w:w="642"/>
-        <w:gridCol w:w="1070"/>
-        <w:gridCol w:w="1070"/>
-        <w:gridCol w:w="1070"/>
-        <w:gridCol w:w="1070"/>
-        <w:gridCol w:w="1070"/>
+        <w:gridCol w:w="880"/>
+        <w:gridCol w:w="880"/>
+        <w:gridCol w:w="880"/>
+        <w:gridCol w:w="880"/>
+        <w:gridCol w:w="880"/>
+        <w:gridCol w:w="880"/>
+        <w:gridCol w:w="880"/>
+        <w:gridCol w:w="880"/>
+        <w:gridCol w:w="880"/>
       </w:tblGrid>
       <w:tr>
         <w:trPr>
@@ -21095,7 +21077,7 @@
         <w:pStyle w:val="BodyText"/>
       </w:pPr>
       <w:r>
-        <w:t xml:space="preserve">⁴ Per-target tightening: Office reaches the action via the policy gate, but the action body’s</w:t>
+        <w:t xml:space="preserve">⁴ Per-target tightening: Office reaches the action via the policy gate, but the action body's</w:t>
       </w:r>
       <w:r>
         <w:t xml:space="preserve"> </w:t>
@@ -21114,7 +21096,7 @@
       </w:r>
     </w:p>
     <w:bookmarkEnd w:id="38"/>
-    <w:bookmarkStart w:id="39" w:name="identity-audit-feeds"/>
+    <w:bookmarkStart w:id="39" w:name="Xd8a51d7b2eb20e7b58604b2780f4594f8fc2762"/>
     <w:p>
       <w:pPr>
         <w:pStyle w:val="Heading2"/>
@@ -21126,20 +21108,19 @@
     <w:tbl>
       <w:tblPr>
         <w:tblStyle w:val="Table"/>
-        <w:tblW w:type="pct" w:w="5000"/>
-        <w:tblLayout w:type="fixed"/>
+        <w:tblW w:type="auto" w:w="0"/>
         <w:tblLook w:firstRow="1" w:lastRow="0" w:firstColumn="0" w:lastColumn="0" w:noHBand="0" w:noVBand="0" w:val="0020"/>
       </w:tblPr>
       <w:tblGrid>
-        <w:gridCol w:w="642"/>
-        <w:gridCol w:w="642"/>
-        <w:gridCol w:w="642"/>
-        <w:gridCol w:w="642"/>
-        <w:gridCol w:w="1070"/>
-        <w:gridCol w:w="1070"/>
-        <w:gridCol w:w="1070"/>
-        <w:gridCol w:w="1070"/>
-        <w:gridCol w:w="1070"/>
+        <w:gridCol w:w="880"/>
+        <w:gridCol w:w="880"/>
+        <w:gridCol w:w="880"/>
+        <w:gridCol w:w="880"/>
+        <w:gridCol w:w="880"/>
+        <w:gridCol w:w="880"/>
+        <w:gridCol w:w="880"/>
+        <w:gridCol w:w="880"/>
+        <w:gridCol w:w="880"/>
       </w:tblGrid>
       <w:tr>
         <w:trPr>
@@ -21570,7 +21551,7 @@
       </w:tr>
     </w:tbl>
     <w:bookmarkEnd w:id="39"/>
-    <w:bookmarkStart w:id="40" w:name="self-service-identity-me"/>
+    <w:bookmarkStart w:id="40" w:name="X632bc5b7dcff2c2a81e397903bf1b496133b94b"/>
     <w:p>
       <w:pPr>
         <w:pStyle w:val="Heading2"/>
@@ -21599,20 +21580,19 @@
     <w:tbl>
       <w:tblPr>
         <w:tblStyle w:val="Table"/>
-        <w:tblW w:type="pct" w:w="5000"/>
-        <w:tblLayout w:type="fixed"/>
+        <w:tblW w:type="auto" w:w="0"/>
         <w:tblLook w:firstRow="1" w:lastRow="0" w:firstColumn="0" w:lastColumn="0" w:noHBand="0" w:noVBand="0" w:val="0020"/>
       </w:tblPr>
       <w:tblGrid>
-        <w:gridCol w:w="642"/>
-        <w:gridCol w:w="642"/>
-        <w:gridCol w:w="642"/>
-        <w:gridCol w:w="642"/>
-        <w:gridCol w:w="1070"/>
-        <w:gridCol w:w="1070"/>
-        <w:gridCol w:w="1070"/>
-        <w:gridCol w:w="1070"/>
-        <w:gridCol w:w="1070"/>
+        <w:gridCol w:w="880"/>
+        <w:gridCol w:w="880"/>
+        <w:gridCol w:w="880"/>
+        <w:gridCol w:w="880"/>
+        <w:gridCol w:w="880"/>
+        <w:gridCol w:w="880"/>
+        <w:gridCol w:w="880"/>
+        <w:gridCol w:w="880"/>
+        <w:gridCol w:w="880"/>
       </w:tblGrid>
       <w:tr>
         <w:trPr>
@@ -22043,7 +22023,7 @@
       </w:tr>
     </w:tbl>
     <w:bookmarkEnd w:id="40"/>
-    <w:bookmarkStart w:id="41" w:name="self-service-webapi-me"/>
+    <w:bookmarkStart w:id="41" w:name="X4f0fa2cb3b22274db0bbc8a2498bc6820acb034"/>
     <w:p>
       <w:pPr>
         <w:pStyle w:val="Heading2"/>
@@ -22064,20 +22044,19 @@
     <w:tbl>
       <w:tblPr>
         <w:tblStyle w:val="Table"/>
-        <w:tblW w:type="pct" w:w="5000"/>
-        <w:tblLayout w:type="fixed"/>
+        <w:tblW w:type="auto" w:w="0"/>
         <w:tblLook w:firstRow="1" w:lastRow="0" w:firstColumn="0" w:lastColumn="0" w:noHBand="0" w:noVBand="0" w:val="0020"/>
       </w:tblPr>
       <w:tblGrid>
-        <w:gridCol w:w="642"/>
-        <w:gridCol w:w="642"/>
-        <w:gridCol w:w="642"/>
-        <w:gridCol w:w="642"/>
-        <w:gridCol w:w="1070"/>
-        <w:gridCol w:w="1070"/>
-        <w:gridCol w:w="1070"/>
-        <w:gridCol w:w="1070"/>
-        <w:gridCol w:w="1070"/>
+        <w:gridCol w:w="880"/>
+        <w:gridCol w:w="880"/>
+        <w:gridCol w:w="880"/>
+        <w:gridCol w:w="880"/>
+        <w:gridCol w:w="880"/>
+        <w:gridCol w:w="880"/>
+        <w:gridCol w:w="880"/>
+        <w:gridCol w:w="880"/>
+        <w:gridCol w:w="880"/>
       </w:tblGrid>
       <w:tr>
         <w:trPr>
@@ -22295,9 +22274,17 @@
         </w:tc>
       </w:tr>
     </w:tbl>
+    <w:p>
+      <w:pPr>
+        <w:pStyle w:val="BodyText"/>
+      </w:pPr>
+      <w:r>
+        <w:t xml:space="preserve">\newpage</w:t>
+      </w:r>
+    </w:p>
     <w:bookmarkEnd w:id="41"/>
     <w:bookmarkEnd w:id="42"/>
-    <w:bookmarkStart w:id="43" w:name="cross-cutting-rules"/>
+    <w:bookmarkStart w:id="43" w:name="Xaa95d990f23ed6d8684dd795a899108a3aca953"/>
     <w:p>
       <w:pPr>
         <w:pStyle w:val="Heading1"/>
@@ -22325,7 +22312,7 @@
         <w:t xml:space="preserve"> </w:t>
       </w:r>
       <w:r>
-        <w:t xml:space="preserve">When a tenant’s</w:t>
+        <w:t xml:space="preserve">When a tenant's</w:t>
       </w:r>
       <w:r>
         <w:t xml:space="preserve"> </w:t>
@@ -22352,7 +22339,7 @@
         <w:t xml:space="preserve"> </w:t>
       </w:r>
       <w:r>
-        <w:t xml:space="preserve">returns 404 (RFC 7807) on every tenant-scoped route, regardless of the caller’s role.</w:t>
+        <w:t xml:space="preserve">returns 404 (RFC 7807) on every tenant-scoped route, regardless of the caller's role.</w:t>
       </w:r>
       <w:r>
         <w:t xml:space="preserve"> </w:t>
@@ -22457,7 +22444,7 @@
         <w:t xml:space="preserve"> </w:t>
       </w:r>
       <w:r>
-        <w:t xml:space="preserve">Tenant-bound users’ bind-check uses a 60-second cache for the GUID → Code lookup. Lifecycle changes (deactivate/archive) invalidate it.</w:t>
+        <w:t xml:space="preserve">Tenant-bound users' bind-check uses a 60-second cache for the GUID → Code lookup. Lifecycle changes (deactivate/archive) invalidate it.</w:t>
       </w:r>
     </w:p>
     <w:p>
@@ -22640,11 +22627,11 @@
         <w:t xml:space="preserve"> </w:t>
       </w:r>
       <w:r>
-        <w:t xml:space="preserve">check on the WebApi side. Hidden buttons are usability; the server’s 403 is the security.</w:t>
+        <w:t xml:space="preserve">check on the WebApi side. Hidden buttons are usability; the server's 403 is the security.</w:t>
       </w:r>
     </w:p>
     <w:bookmarkEnd w:id="43"/>
-    <w:bookmarkStart w:id="47" w:name="references"/>
+    <w:bookmarkStart w:id="47" w:name="X44053ebe33c720621d75098c1084c63186c80a6"/>
     <w:p>
       <w:pPr>
         <w:pStyle w:val="Heading1"/>
